--- a/AspNet/AspNetEFLab.docx
+++ b/AspNet/AspNetEFLab.docx
@@ -21,7 +21,7 @@
           <w:szCs w:val="32"/>
           <w:u w:val="single"/>
         </w:rPr>
-        <w:t xml:space="preserve">.Net </w:t>
+        <w:t xml:space="preserve"> </w:t>
       </w:r>
       <w:r>
         <w:rPr>
@@ -31,7 +31,7 @@
           <w:szCs w:val="32"/>
           <w:u w:val="single"/>
         </w:rPr>
-        <w:t xml:space="preserve">EF </w:t>
+        <w:t xml:space="preserve">.Net </w:t>
       </w:r>
       <w:r>
         <w:rPr>
@@ -41,7 +41,27 @@
           <w:szCs w:val="32"/>
           <w:u w:val="single"/>
         </w:rPr>
+        <w:t xml:space="preserve">EF </w:t>
+      </w:r>
+      <w:r>
+        <w:rPr>
+          <w:b/>
+          <w:bCs/>
+          <w:sz w:val="32"/>
+          <w:szCs w:val="32"/>
+          <w:u w:val="single"/>
+        </w:rPr>
         <w:t xml:space="preserve">Core </w:t>
+      </w:r>
+      <w:r>
+        <w:rPr>
+          <w:b/>
+          <w:bCs/>
+          <w:sz w:val="32"/>
+          <w:szCs w:val="32"/>
+          <w:u w:val="single"/>
+        </w:rPr>
+        <w:t>– Cart, Orders, Crud</w:t>
       </w:r>
     </w:p>
     <w:p>
@@ -261,6 +281,277 @@
         </w:rPr>
         <w:t>Check the DB table and verify if all the transactions are captured.</w:t>
       </w:r>
+    </w:p>
+    <w:p>
+      <w:pPr>
+        <w:spacing w:line="360" w:lineRule="auto"/>
+        <w:ind w:left="360"/>
+        <w:rPr>
+          <w:sz w:val="36"/>
+          <w:szCs w:val="36"/>
+        </w:rPr>
+      </w:pPr>
+      <w:r>
+        <w:rPr>
+          <w:sz w:val="36"/>
+          <w:szCs w:val="36"/>
+        </w:rPr>
+        <w:t>-----------------------------------------------------------------------</w:t>
+      </w:r>
+    </w:p>
+    <w:p>
+      <w:pPr>
+        <w:pStyle w:val="ListParagraph"/>
+        <w:numPr>
+          <w:ilvl w:val="0"/>
+          <w:numId w:val="2"/>
+        </w:numPr>
+        <w:spacing w:line="360" w:lineRule="auto"/>
+        <w:rPr>
+          <w:sz w:val="36"/>
+          <w:szCs w:val="36"/>
+        </w:rPr>
+      </w:pPr>
+      <w:r>
+        <w:rPr>
+          <w:sz w:val="36"/>
+          <w:szCs w:val="36"/>
+        </w:rPr>
+        <w:t xml:space="preserve">Create the Order form with all validations – </w:t>
+      </w:r>
+    </w:p>
+    <w:p>
+      <w:pPr>
+        <w:pStyle w:val="ListParagraph"/>
+        <w:numPr>
+          <w:ilvl w:val="0"/>
+          <w:numId w:val="2"/>
+        </w:numPr>
+        <w:spacing w:line="360" w:lineRule="auto"/>
+        <w:rPr>
+          <w:sz w:val="36"/>
+          <w:szCs w:val="36"/>
+        </w:rPr>
+      </w:pPr>
+      <w:r>
+        <w:rPr>
+          <w:sz w:val="36"/>
+          <w:szCs w:val="36"/>
+        </w:rPr>
+        <w:t>Check if the shopping cart is empty – if so, add a model error – don’t accept the order</w:t>
+      </w:r>
+    </w:p>
+    <w:p>
+      <w:pPr>
+        <w:pStyle w:val="ListParagraph"/>
+        <w:numPr>
+          <w:ilvl w:val="0"/>
+          <w:numId w:val="2"/>
+        </w:numPr>
+        <w:spacing w:line="360" w:lineRule="auto"/>
+        <w:rPr>
+          <w:sz w:val="36"/>
+          <w:szCs w:val="36"/>
+        </w:rPr>
+      </w:pPr>
+      <w:r>
+        <w:rPr>
+          <w:sz w:val="36"/>
+          <w:szCs w:val="36"/>
+        </w:rPr>
+        <w:t>Alternatively, disable the order button if the cart is empty</w:t>
+      </w:r>
+    </w:p>
+    <w:p>
+      <w:pPr>
+        <w:pStyle w:val="ListParagraph"/>
+        <w:numPr>
+          <w:ilvl w:val="0"/>
+          <w:numId w:val="2"/>
+        </w:numPr>
+        <w:spacing w:line="360" w:lineRule="auto"/>
+        <w:rPr>
+          <w:sz w:val="36"/>
+          <w:szCs w:val="36"/>
+        </w:rPr>
+      </w:pPr>
+      <w:r>
+        <w:rPr>
+          <w:sz w:val="36"/>
+          <w:szCs w:val="36"/>
+        </w:rPr>
+        <w:lastRenderedPageBreak/>
+        <w:t xml:space="preserve">Once the order is placed, the cart is cleared and sent to the order to be stored </w:t>
+      </w:r>
+      <w:proofErr w:type="spellStart"/>
+      <w:r>
+        <w:rPr>
+          <w:sz w:val="36"/>
+          <w:szCs w:val="36"/>
+        </w:rPr>
+        <w:t>acc</w:t>
+      </w:r>
+      <w:proofErr w:type="spellEnd"/>
+      <w:r>
+        <w:rPr>
+          <w:sz w:val="36"/>
+          <w:szCs w:val="36"/>
+        </w:rPr>
+        <w:t xml:space="preserve"> to the order id</w:t>
+      </w:r>
+    </w:p>
+    <w:p>
+      <w:pPr>
+        <w:pStyle w:val="ListParagraph"/>
+        <w:numPr>
+          <w:ilvl w:val="0"/>
+          <w:numId w:val="2"/>
+        </w:numPr>
+        <w:spacing w:line="360" w:lineRule="auto"/>
+        <w:rPr>
+          <w:sz w:val="36"/>
+          <w:szCs w:val="36"/>
+        </w:rPr>
+      </w:pPr>
+      <w:r>
+        <w:rPr>
+          <w:sz w:val="36"/>
+          <w:szCs w:val="36"/>
+        </w:rPr>
+        <w:t>Display the order receipt in the next page</w:t>
+      </w:r>
+    </w:p>
+    <w:p>
+      <w:pPr>
+        <w:pStyle w:val="ListParagraph"/>
+        <w:numPr>
+          <w:ilvl w:val="0"/>
+          <w:numId w:val="2"/>
+        </w:numPr>
+        <w:spacing w:line="360" w:lineRule="auto"/>
+        <w:rPr>
+          <w:sz w:val="36"/>
+          <w:szCs w:val="36"/>
+        </w:rPr>
+      </w:pPr>
+      <w:r>
+        <w:rPr>
+          <w:sz w:val="36"/>
+          <w:szCs w:val="36"/>
+        </w:rPr>
+        <w:t>Display an approx. estimate of the date &amp; time of delivery based on the shipping address.</w:t>
+      </w:r>
+    </w:p>
+    <w:p>
+      <w:pPr>
+        <w:pStyle w:val="ListParagraph"/>
+        <w:numPr>
+          <w:ilvl w:val="0"/>
+          <w:numId w:val="2"/>
+        </w:numPr>
+        <w:spacing w:line="360" w:lineRule="auto"/>
+        <w:rPr>
+          <w:sz w:val="36"/>
+          <w:szCs w:val="36"/>
+        </w:rPr>
+      </w:pPr>
+      <w:r>
+        <w:rPr>
+          <w:sz w:val="36"/>
+          <w:szCs w:val="36"/>
+        </w:rPr>
+        <w:t>Send a message to the user’s phone with the receipt and order info along the tracking details.</w:t>
+      </w:r>
+    </w:p>
+    <w:p>
+      <w:pPr>
+        <w:pStyle w:val="ListParagraph"/>
+        <w:numPr>
+          <w:ilvl w:val="0"/>
+          <w:numId w:val="2"/>
+        </w:numPr>
+        <w:spacing w:line="360" w:lineRule="auto"/>
+        <w:rPr>
+          <w:sz w:val="36"/>
+          <w:szCs w:val="36"/>
+        </w:rPr>
+      </w:pPr>
+      <w:r>
+        <w:rPr>
+          <w:sz w:val="36"/>
+          <w:szCs w:val="36"/>
+        </w:rPr>
+        <w:t>Verify the transactions in the database.</w:t>
+      </w:r>
+    </w:p>
+    <w:p>
+      <w:pPr>
+        <w:pStyle w:val="ListParagraph"/>
+        <w:spacing w:line="360" w:lineRule="auto"/>
+        <w:rPr>
+          <w:sz w:val="36"/>
+          <w:szCs w:val="36"/>
+        </w:rPr>
+      </w:pPr>
+      <w:r>
+        <w:rPr>
+          <w:sz w:val="36"/>
+          <w:szCs w:val="36"/>
+        </w:rPr>
+        <w:t>-----------------------------------------------------------------------</w:t>
+      </w:r>
+    </w:p>
+    <w:p>
+      <w:pPr>
+        <w:pStyle w:val="ListParagraph"/>
+        <w:numPr>
+          <w:ilvl w:val="0"/>
+          <w:numId w:val="2"/>
+        </w:numPr>
+        <w:spacing w:line="360" w:lineRule="auto"/>
+        <w:rPr>
+          <w:sz w:val="36"/>
+          <w:szCs w:val="36"/>
+        </w:rPr>
+      </w:pPr>
+      <w:r>
+        <w:rPr>
+          <w:sz w:val="36"/>
+          <w:szCs w:val="36"/>
+        </w:rPr>
+        <w:t>Implement add, editing, deleting the Sports entry/Products</w:t>
+      </w:r>
+    </w:p>
+    <w:p>
+      <w:pPr>
+        <w:pStyle w:val="ListParagraph"/>
+        <w:numPr>
+          <w:ilvl w:val="0"/>
+          <w:numId w:val="2"/>
+        </w:numPr>
+        <w:spacing w:line="360" w:lineRule="auto"/>
+        <w:rPr>
+          <w:sz w:val="36"/>
+          <w:szCs w:val="36"/>
+        </w:rPr>
+      </w:pPr>
+      <w:r>
+        <w:rPr>
+          <w:sz w:val="36"/>
+          <w:szCs w:val="36"/>
+        </w:rPr>
+        <w:t>Implement the search of the products.</w:t>
+      </w:r>
+    </w:p>
+    <w:p>
+      <w:pPr>
+        <w:pStyle w:val="ListParagraph"/>
+        <w:spacing w:line="360" w:lineRule="auto"/>
+        <w:rPr>
+          <w:sz w:val="36"/>
+          <w:szCs w:val="36"/>
+        </w:rPr>
+      </w:pPr>
     </w:p>
     <w:sectPr>
       <w:pgSz w:w="11906" w:h="16838"/>
